--- a/Research & Context/Bibliography.docx
+++ b/Research & Context/Bibliography.docx
@@ -124,25 +124,7 @@
             <w:szCs w:val="24"/>
             <w:lang w:val="en-US"/>
           </w:rPr>
-          <w:t>https://doi.org/10.48550/arXiv.19</w:t>
-        </w:r>
-        <w:r>
-          <w:rPr>
-            <w:rStyle w:val="Hipervnculo"/>
-            <w:sz w:val="24"/>
-            <w:szCs w:val="24"/>
-            <w:lang w:val="en-US"/>
-          </w:rPr>
-          <w:t>1</w:t>
-        </w:r>
-        <w:r>
-          <w:rPr>
-            <w:rStyle w:val="Hipervnculo"/>
-            <w:sz w:val="24"/>
-            <w:szCs w:val="24"/>
-            <w:lang w:val="en-US"/>
-          </w:rPr>
-          <w:t>0.09865</w:t>
+          <w:t>https://doi.org/10.48550/arXiv.1910.09865</w:t>
         </w:r>
       </w:hyperlink>
       <w:r>
@@ -285,6 +267,210 @@
         </w:rPr>
         <w:t xml:space="preserve"> </w:t>
       </w:r>
+    </w:p>
+    <w:p>
+      <w:pPr>
+        <w:ind w:left="709" w:hanging="709"/>
+        <w:rPr>
+          <w:sz w:val="24"/>
+          <w:szCs w:val="24"/>
+          <w:lang w:val="en-US"/>
+        </w:rPr>
+      </w:pPr>
+      <w:r>
+        <w:rPr>
+          <w:sz w:val="24"/>
+          <w:szCs w:val="24"/>
+          <w:lang w:val="en-US"/>
+        </w:rPr>
+        <w:t xml:space="preserve">Filho, M. (2024, December 29). </w:t>
+      </w:r>
+      <w:r>
+        <w:rPr>
+          <w:sz w:val="24"/>
+          <w:szCs w:val="24"/>
+          <w:lang w:val="en-US"/>
+        </w:rPr>
+        <w:t>15 Best Soft Skills Courses On Coursera (2025)</w:t>
+      </w:r>
+      <w:r>
+        <w:rPr>
+          <w:sz w:val="24"/>
+          <w:szCs w:val="24"/>
+          <w:lang w:val="en-US"/>
+        </w:rPr>
+        <w:t xml:space="preserve">. </w:t>
+      </w:r>
+      <w:proofErr w:type="spellStart"/>
+      <w:r>
+        <w:rPr>
+          <w:sz w:val="24"/>
+          <w:szCs w:val="24"/>
+          <w:lang w:val="en-US"/>
+        </w:rPr>
+        <w:t>Forecastegy</w:t>
+      </w:r>
+      <w:proofErr w:type="spellEnd"/>
+      <w:r>
+        <w:rPr>
+          <w:sz w:val="24"/>
+          <w:szCs w:val="24"/>
+          <w:lang w:val="en-US"/>
+        </w:rPr>
+        <w:t xml:space="preserve">. </w:t>
+      </w:r>
+      <w:hyperlink r:id="rId9" w:history="1">
+        <w:r>
+          <w:rPr>
+            <w:rStyle w:val="Hipervnculo"/>
+            <w:sz w:val="24"/>
+            <w:szCs w:val="24"/>
+            <w:lang w:val="en-US"/>
+          </w:rPr>
+          <w:t>https://forecastegy.com/posts/best-soft-skills-courses-coursera/</w:t>
+        </w:r>
+      </w:hyperlink>
+    </w:p>
+    <w:p>
+      <w:pPr>
+        <w:ind w:left="709" w:hanging="709"/>
+        <w:rPr>
+          <w:sz w:val="24"/>
+          <w:szCs w:val="24"/>
+          <w:lang w:val="en-US"/>
+        </w:rPr>
+      </w:pPr>
+    </w:p>
+    <w:p>
+      <w:pPr>
+        <w:ind w:left="709" w:hanging="709"/>
+        <w:rPr>
+          <w:sz w:val="24"/>
+          <w:szCs w:val="24"/>
+        </w:rPr>
+      </w:pPr>
+      <w:r>
+        <w:rPr>
+          <w:sz w:val="24"/>
+          <w:szCs w:val="24"/>
+        </w:rPr>
+        <w:t>Vega</w:t>
+      </w:r>
+      <w:r>
+        <w:rPr>
+          <w:sz w:val="24"/>
+          <w:szCs w:val="24"/>
+        </w:rPr>
+        <w:t xml:space="preserve">, </w:t>
+      </w:r>
+      <w:r>
+        <w:rPr>
+          <w:sz w:val="24"/>
+          <w:szCs w:val="24"/>
+        </w:rPr>
+        <w:t>F</w:t>
+      </w:r>
+      <w:r>
+        <w:rPr>
+          <w:sz w:val="24"/>
+          <w:szCs w:val="24"/>
+        </w:rPr>
+        <w:t>. (202</w:t>
+      </w:r>
+      <w:r>
+        <w:rPr>
+          <w:sz w:val="24"/>
+          <w:szCs w:val="24"/>
+        </w:rPr>
+        <w:t>3</w:t>
+      </w:r>
+      <w:r>
+        <w:rPr>
+          <w:sz w:val="24"/>
+          <w:szCs w:val="24"/>
+        </w:rPr>
+        <w:t xml:space="preserve">, </w:t>
+      </w:r>
+      <w:r>
+        <w:rPr>
+          <w:sz w:val="24"/>
+          <w:szCs w:val="24"/>
+        </w:rPr>
+        <w:t>April</w:t>
+      </w:r>
+      <w:r>
+        <w:rPr>
+          <w:sz w:val="24"/>
+          <w:szCs w:val="24"/>
+        </w:rPr>
+        <w:t xml:space="preserve"> </w:t>
+      </w:r>
+      <w:r>
+        <w:rPr>
+          <w:sz w:val="24"/>
+          <w:szCs w:val="24"/>
+        </w:rPr>
+        <w:t>11</w:t>
+      </w:r>
+      <w:r>
+        <w:rPr>
+          <w:sz w:val="24"/>
+          <w:szCs w:val="24"/>
+        </w:rPr>
+        <w:t>). Curso de Habilidades Blandas para el Desarrollo Profesional</w:t>
+      </w:r>
+      <w:r>
+        <w:rPr>
+          <w:sz w:val="24"/>
+          <w:szCs w:val="24"/>
+        </w:rPr>
+        <w:t xml:space="preserve">. </w:t>
+      </w:r>
+      <w:proofErr w:type="spellStart"/>
+      <w:r>
+        <w:rPr>
+          <w:sz w:val="24"/>
+          <w:szCs w:val="24"/>
+        </w:rPr>
+        <w:t>Platzi</w:t>
+      </w:r>
+      <w:proofErr w:type="spellEnd"/>
+      <w:r>
+        <w:rPr>
+          <w:sz w:val="24"/>
+          <w:szCs w:val="24"/>
+        </w:rPr>
+        <w:t xml:space="preserve">. </w:t>
+      </w:r>
+      <w:hyperlink r:id="rId10" w:history="1">
+        <w:r>
+          <w:rPr>
+            <w:rStyle w:val="Hipervnculo"/>
+            <w:sz w:val="24"/>
+            <w:szCs w:val="24"/>
+          </w:rPr>
+          <w:t>https://platzi.com/cursos/habilidades-blandas/</w:t>
+        </w:r>
+      </w:hyperlink>
+    </w:p>
+    <w:p>
+      <w:pPr>
+        <w:ind w:left="709" w:hanging="709"/>
+        <w:rPr>
+          <w:sz w:val="24"/>
+          <w:szCs w:val="24"/>
+        </w:rPr>
+      </w:pPr>
+    </w:p>
+    <w:p>
+      <w:pPr>
+        <w:ind w:left="709" w:hanging="709"/>
+        <w:rPr>
+          <w:sz w:val="24"/>
+          <w:szCs w:val="24"/>
+          <w:lang w:val="en-US"/>
+        </w:rPr>
+      </w:pPr>
     </w:p>
     <w:p>
       <w:pPr>
